--- a/КПП/Том СКУД КПП/Технический отчёт о ПНР СКУД КПП.docx
+++ b/КПП/Том СКУД КПП/Технический отчёт о ПНР СКУД КПП.docx
@@ -104,7 +104,7 @@
           <w:i w:val="0"/>
           <w:sz w:val="22"/>
         </w:rPr>
-        <w:t>Дата: 01.11.2026</w:t>
+        <w:t>Дата: 28.10.2026</w:t>
       </w:r>
     </w:p>
     <w:tbl>
@@ -314,7 +314,7 @@
           <w:i/>
           <w:sz w:val="20"/>
         </w:rPr>
-        <w:t>Период пусконаладочных работ: 27.10.2026 — 01.11.2026.</w:t>
+        <w:t>Период пусконаладочных работ: 24.10.2026 — 28.10.2026.</w:t>
       </w:r>
     </w:p>
     <w:p>
@@ -2650,7 +2650,7 @@
           <w:i/>
           <w:sz w:val="20"/>
         </w:rPr>
-        <w:t>Измерение сопротивления изоляции кабельных линий (протокол № ПИ-СКУД-КПП от 27.10.2026, приложение 1).</w:t>
+        <w:t>Измерение сопротивления изоляции кабельных линий (протокол № ПИ-СКУД-КПП от 24.10.2026, приложение 1).</w:t>
       </w:r>
     </w:p>
     <w:p>
@@ -2696,7 +2696,7 @@
           <w:i/>
           <w:sz w:val="20"/>
         </w:rPr>
-        <w:t>Индивидуальные испытания — непрерывная работа 72 ч с 29.10.2026 по 01.11.2026 (акт № СКУД-КПП-И, приложение 2). Проверены: считывание идентификаторов считывателями и управление замками контроллерами доступа; работа кнопок выхода и устройств аварийной разблокировки дверей; работа видеодомофона (монитор и вызывные панели); управление приводами ворот; работа противотаранного устройства (пост остановки колёсного автотранспорта) от пульта управления; передача событий на рабочее место оператора; работа от основного и резервного источников питания, автоматический переход на резерв и обратно.</w:t>
+        <w:t>Индивидуальные испытания — непрерывная работа 72 ч с 25.10.2026 по 28.10.2026 (акт № СКУД-КПП-И, приложение 2). Проверены: считывание идентификаторов считывателями и управление замками контроллерами доступа; работа кнопок выхода и устройств аварийной разблокировки дверей; работа видеодомофона (монитор и вызывные панели); управление приводами ворот; работа противотаранного устройства (пост остановки колёсного автотранспорта) от пульта управления; передача событий на рабочее место оператора; работа от основного и резервного источников питания, автоматический переход на резерв и обратно.</w:t>
       </w:r>
     </w:p>
     <w:p>
@@ -2844,7 +2844,7 @@
           <w:i/>
           <w:sz w:val="20"/>
         </w:rPr>
-        <w:t>Протокол № ПИ-СКУД-КПП измерения сопротивления изоляции кабельных линий от 27.10.2026.</w:t>
+        <w:t>Протокол № ПИ-СКУД-КПП измерения сопротивления изоляции кабельных линий от 24.10.2026.</w:t>
       </w:r>
     </w:p>
     <w:p>
@@ -2867,7 +2867,7 @@
           <w:i/>
           <w:sz w:val="20"/>
         </w:rPr>
-        <w:t>Акт о проведении индивидуальных испытаний № СКУД-КПП-И от 01.11.2026.</w:t>
+        <w:t>Акт о проведении индивидуальных испытаний № СКУД-КПП-И от 28.10.2026.</w:t>
       </w:r>
     </w:p>
     <w:p>
